--- a/sources/veille/ai-act/2026-09-11_veille_ai-act.docx
+++ b/sources/veille/ai-act/2026-09-11_veille_ai-act.docx
@@ -266,7 +266,18 @@
           <w:sz w:val="22"/>
           <w:szCs w:val="22"/>
         </w:rPr>
-        <w:t xml:space="preserve">Référence : règlement (UE) 2024/1689 tel que modifié par le règlement (UE) 2026/1744 du 8 juillet 2026 (« Omnibus IA »), JOUE L du 24 juillet 2026, en vigueur le 27 juillet 2026 — eur-lex.europa.eu/legal-content/FR/TXT/HTML/?uri=OJ:L_202601744, ajoutée aux sources le 12/09/2026 (la référence, établie dans l'édition du 29/08, était reprise ici sans sa source). ⚠️ Discordance entre sources ouvertes : la Q/R de la CNIL écrit « une version amendée du RIA a été adoptée le 24 juillet 2026 » — c'est la date de publication au JOUE, pas celle de l'acte, qui est du 8 juillet. EUR-Lex fait foi.</w:t>
+        <w:t xml:space="preserve">Référence : règlement (UE) 2024/1689 tel que modifié par le règlement (UE) 2026/1744 du 8 juillet 2026 (« Omnibus IA »), JOUE L du 24 juillet 2026, en vigueur le 27 juillet 2026 — eur-lex.europa.eu/legal-content/FR/TXT/HTML/?uri=OJ:L_202601744, ajoutée aux sources le 12/09/2026 (la référence, établie dans l'édition du 29/08, était reprise ici sans sa source). ⚠️ Discordance entre sources ouvertes : la Q/R de la CNIL écrit « une version amendée du RIA a été adopté le 24 juillet 2026 » (accord fautif de la page, conservé tel quel) — c'est la date de publication au JOUE, pas celle de l'acte, qui est du 8 juillet. EUR-Lex fait foi. La CNIL nomme par ailleurs ce train de mesures « omnibus VII », là où cette note l'appelle « Omnibus IA » d'après EUR-Lex.</w:t>
+      </w:r>
+      <w:r>
+        <w:rPr>
+          <w:rFonts w:ascii="Times New Roman" w:cs="Times New Roman" w:eastAsia="Times New Roman" w:hAnsi="Times New Roman"/>
+          <w:i/>
+          <w:iCs/>
+          <w:color w:val="6B7280"/>
+          <w:sz w:val="18"/>
+          <w:szCs w:val="18"/>
+        </w:rPr>
+        <w:t xml:space="preserve">   [Corrigé le 12/10/2026 : la version du 11/09/2026 citait « une version amendée du RIA a été adoptée le 24 juillet 2026 ». La page de la CNIL, rouverte le 12/10/2026 (HTTP 200, 26 014 caractères utiles), écrit « a été adopté » — sans accord. La citation corrigeait silencieusement la faute de sa source, ce qui la rendait non littérale : c'était le seul problème bloquant du document (passe ㉖, cinq pages françaises lues, aucune ne la portait). Un écart d'une lettre à l'intérieur des guillemets reste un écart.]</w:t>
       </w:r>
     </w:p>
     <w:p>
@@ -2433,6 +2444,48 @@
           <w:szCs w:val="22"/>
         </w:rPr>
         <w:t xml:space="preserve">Note méthodologique : cette veille ne cite aucun fait d'actualité issu de la mémoire interne du modèle. Tous les éléments proviennent de sources consultées pendant cette exécution. Les incertitudes résiduelles sont signalées dans le texte. Semaine institutionnellement calme sur le front AI Act — le niveau 🟢 est honnête.</w:t>
+      </w:r>
+    </w:p>
+    <w:p>
+      <w:pPr>
+        <w:spacing w:after="80"/>
+      </w:pPr>
+      <w:r>
+        <w:rPr>
+          <w:rFonts w:ascii="Times New Roman" w:cs="Times New Roman" w:eastAsia="Times New Roman" w:hAnsi="Times New Roman"/>
+          <w:color w:val="1F2937"/>
+          <w:sz w:val="22"/>
+          <w:szCs w:val="22"/>
+        </w:rPr>
+        <w:t xml:space="preserve">Correction apportée le 12/10/2026 après réouverture de la page de questions-réponses de la CNIL. Le libellé d'origine est conservé ci-dessous.</w:t>
+      </w:r>
+    </w:p>
+    <w:p>
+      <w:pPr>
+        <w:spacing w:after="80"/>
+      </w:pPr>
+      <w:r>
+        <w:rPr>
+          <w:rFonts w:ascii="Times New Roman" w:cs="Times New Roman" w:eastAsia="Times New Roman" w:hAnsi="Times New Roman"/>
+          <w:color w:val="1F2937"/>
+          <w:sz w:val="20"/>
+          <w:szCs w:val="20"/>
+        </w:rPr>
+        <w:t xml:space="preserve">• § Rappel du cadre — la citation de la Q/R de la CNIL portait « a été adoptée » quand la page écrit « a été adopté ». La faute d'accord de la source est désormais conservée et signalée, et la différence d'appellation entre la CNIL (« omnibus VII ») et EUR-Lex (« Omnibus IA ») est mentionnée.</w:t>
+      </w:r>
+    </w:p>
+    <w:p>
+      <w:pPr>
+        <w:spacing w:after="80"/>
+      </w:pPr>
+      <w:r>
+        <w:rPr>
+          <w:rFonts w:ascii="Times New Roman" w:cs="Times New Roman" w:eastAsia="Times New Roman" w:hAnsi="Times New Roman"/>
+          <w:color w:val="1F2937"/>
+          <w:sz w:val="20"/>
+          <w:szCs w:val="20"/>
+        </w:rPr>
+        <w:t xml:space="preserve">• Non corrigé, pour mémoire : la passe D laisse « 1744 » en « A VERIFIER ». EUR-Lex rend HTTP 202 et 0 octet à la vérification du 12/10/2026, après l'avoir rendue en 47 471 caractères quelques minutes plus tôt — la réserve porte sur la lisibilité de la page, pas sur la référence, vérifiée mot pour mot le 12/09/2026.</w:t>
       </w:r>
     </w:p>
     <w:sectPr>
